--- a/submission/Cover_Letter/01_Cover_Letter.docx
+++ b/submission/Cover_Letter/01_Cover_Letter.docx
@@ -43,7 +43,7 @@
         <w:pStyle w:val="BodyText"/>
       </w:pPr>
       <w:r>
-        <w:t xml:space="preserve">We believe this work fits the scope of Computers in Biology and Medicine for three reasons. First, it introduces WEBS, a released, rank-based computational tool with calibrated performance (35,823 cells in 3.5 min, &lt;2 MB incremental memory) and systematic robustness testing (parameter sweeps, leave-one/two-out, bootstrap stability, SHAP interpretability). Second, it demonstrates a complete in-silico-to-hypothesis pipeline — from multi-omic integration (MOFA2) through CRISPR/drug-screen mining to structure-level docking — that is directly reusable by the journal’s readership. Third, it practices transparent boundary reporting, explicitly delimiting where the axis does not predict (immunotherapy response, bulk-RNA survival in TCGA-GBM, non-GBM cancer types), converting negative results into testable hypotheses.</w:t>
+        <w:t xml:space="preserve">We emphasize that this is a purely computational study: its claims rest on convergent evidence across six independent data layers rather than on new experiments, and an explicit experimental validation roadmap is provided. We believe this work fits the scope of Computers in Biology and Medicine for three reasons. First, it introduces WEBS, a released, rank-based computational tool with calibrated performance (35,823 cells in 3.5 min, &lt;2 MB incremental memory) and systematic robustness testing (parameter sweeps, leave-one/two-out, bootstrap stability, SHAP interpretability). Second, it demonstrates a complete in-silico-to-hypothesis pipeline — from multi-omic integration (MOFA2) through CRISPR/drug-screen mining to structure-level docking — that is directly reusable by the journal’s readership. Third, it practices transparent boundary reporting, explicitly delimiting where the axis does not predict (immunotherapy response, bulk-RNA survival in TCGA-GBM, non-GBM cancer types), converting negative results into testable hypotheses.</w:t>
       </w:r>
     </w:p>
     <w:p>

--- a/submission/Cover_Letter/01_Cover_Letter.docx
+++ b/submission/Cover_Letter/01_Cover_Letter.docx
@@ -21,7 +21,7 @@
         <w:t xml:space="preserve"> </w:t>
       </w:r>
       <w:r>
-        <w:t xml:space="preserve">“Spliceosome activation defines an epigenetically hyperactive and therapeutically targetable malignant cell state in glioblastoma”</w:t>
+        <w:t xml:space="preserve">“Post-transcriptional spliceosome accumulation defines a therapeutically targetable malignant cell state in glioblastoma”</w:t>
       </w:r>
       <w:r>
         <w:t xml:space="preserve"> </w:t>
